--- a/livrables/lecons/dzogchen/2026-09-15_lecon-dzogchen_16_jigme-lingpa-longchen-nyingtik-termas.docx
+++ b/livrables/lecons/dzogchen/2026-09-15_lecon-dzogchen_16_jigme-lingpa-longchen-nyingtik-termas.docx
@@ -226,21 +226,43 @@
           <w:sz w:val="22"/>
           <w:szCs w:val="22"/>
         </w:rPr>
-        <w:t xml:space="preserve">Jigme Lingpa est né en 1729 ou 1730 (les sources divergent sur ce point précis : Wikipedia le catégorise sous l'année 1729, le texte de la même page donne 1730 comme la quasi-totalité des ouvrages contemporains, et la Bibliothèque nationale de France indique « 1729 or 1730 ») et est mort en 1798. Il est formé au monastère de Palri, dans la vallée de Chonggye au Tibet.</w:t>
-      </w:r>
-    </w:p>
-    <w:p>
-      <w:pPr>
-        <w:spacing w:after="60" w:before="60"/>
-      </w:pPr>
-      <w:r>
-        <w:rPr>
-          <w:rFonts w:ascii="Times New Roman" w:cs="Times New Roman" w:eastAsia="Times New Roman" w:hAnsi="Times New Roman"/>
-          <w:color w:val="1F2937"/>
-          <w:sz w:val="22"/>
-          <w:szCs w:val="22"/>
-        </w:rPr>
-        <w:t xml:space="preserve">La tradition le tient pour l'émanation simultanée de deux figures majeures : Vimalamitra et le roi Trisong Deutsen. Selon Tulku Thondup et Harold Talbott (rapportés par Wikipedia), cette double filiation fait de lui l'héritier des deux grandes lignées Dzogchen tibétaines : le Vima Nyingtik et le Khandro Nyingtik — soit les deux branches des Nyingtik issues respectivement de Vimalamitra et de Guru Rinpoche (Padmasambhava).</w:t>
+        <w:t xml:space="preserve">Jigme Lingpa est né en 1729 ou 1730 (les sources divergent sur ce point précis : Wikipedia le catégorise sous l'année 1729, le texte de la même page donne 1730 comme la quasi-totalité des ouvrages contemporains, et une notice d'autorité affichée par le bloc « Authority control » de cette même page porte « 1729 or 1730 ») et est mort en 1798. Il est formé au monastère de Palri, dans la vallée de Chonggye au Tibet.</w:t>
+      </w:r>
+      <w:r>
+        <w:rPr>
+          <w:rFonts w:ascii="Times New Roman" w:cs="Times New Roman" w:eastAsia="Times New Roman" w:hAnsi="Times New Roman"/>
+          <w:i/>
+          <w:iCs/>
+          <w:color w:val="6B7280"/>
+          <w:sz w:val="20"/>
+          <w:szCs w:val="20"/>
+        </w:rPr>
+        <w:t xml:space="preserve"> [Corrigé le 24/09/2026 : la leçon nommait « la Bibliothèque nationale de France », qui n'a été ni ouverte ni listée en ressources — la mention vient du bloc Authority control en bas de la page Wikipédia. B6 : une source nommée est une source liée.]</w:t>
+      </w:r>
+    </w:p>
+    <w:p>
+      <w:pPr>
+        <w:spacing w:after="60" w:before="60"/>
+      </w:pPr>
+      <w:r>
+        <w:rPr>
+          <w:rFonts w:ascii="Times New Roman" w:cs="Times New Roman" w:eastAsia="Times New Roman" w:hAnsi="Times New Roman"/>
+          <w:color w:val="1F2937"/>
+          <w:sz w:val="22"/>
+          <w:szCs w:val="22"/>
+        </w:rPr>
+        <w:t xml:space="preserve">La tradition le tient pour l'émanation simultanée de deux figures majeures : Vimalamitra et le roi Trisong Deutsen. Cette double filiation fait de lui l'héritier des deux grandes lignées Dzogchen tibétaines : le Vima Nyingtik et le Khandro Nyingtik — soit les deux branches des Nyingtik issues respectivement de Vimalamitra et de Guru Rinpoche (Padmasambhava).</w:t>
+      </w:r>
+      <w:r>
+        <w:rPr>
+          <w:rFonts w:ascii="Times New Roman" w:cs="Times New Roman" w:eastAsia="Times New Roman" w:hAnsi="Times New Roman"/>
+          <w:i/>
+          <w:iCs/>
+          <w:color w:val="6B7280"/>
+          <w:sz w:val="20"/>
+          <w:szCs w:val="20"/>
+        </w:rPr>
+        <w:t xml:space="preserve"> [Corrigé le 24/09/2026 : la phrase était donnée « selon Tulku Thondup et Harold Talbott (rapportés par Wikipedia) ». Le wikitexte de la page, relu le 24/09/2026, porte sur cette phrase exactement {{cn|date=June 2021}} — « citation needed » depuis juin 2021 : elle n'a AUCUN auteur. Thondup et Talbott ne figurent qu'en bibliographie de la page, pour d'autres passages.]</w:t>
       </w:r>
     </w:p>
     <w:p>
@@ -285,6 +307,17 @@
           <w:szCs w:val="22"/>
         </w:rPr>
         <w:t xml:space="preserve">• Yeshe Lama — exposé accessible du Dzogchen, notamment des pratiques de trekchö et tögal ;</w:t>
+      </w:r>
+      <w:r>
+        <w:rPr>
+          <w:rFonts w:ascii="Times New Roman" w:cs="Times New Roman" w:eastAsia="Times New Roman" w:hAnsi="Times New Roman"/>
+          <w:i/>
+          <w:iCs/>
+          <w:color w:val="6B7280"/>
+          <w:sz w:val="20"/>
+          <w:szCs w:val="20"/>
+        </w:rPr>
+        <w:t xml:space="preserve"> [Corrigé le 24/09/2026 : ni « Yeshe Lama » ni « Kunzang Lama'i Shelung » n'apparaissent sur aucune des pages ouvertes pour cette leçon — la page Lotsawa House de Jigme Lingpa (51 683 caractères) n'en porte pas une occurrence. L'attribution reste, sans source : à vérifier avant tout réemploi (A6).]</w:t>
       </w:r>
     </w:p>
     <w:p>
@@ -703,77 +736,7 @@
           <w:sz w:val="22"/>
           <w:szCs w:val="22"/>
         </w:rPr>
-        <w:t xml:space="preserve">Dans cette vision, des ḍākinīs lui remettent un coffre contenant cinq rouleaux jaunes et sept perles de cristal. Sur instruction d'une ḍākinī, il avale ces objets. Selon Tulku Thondup : « all the words and meaning of the Longchen Nyingtik terma were awakened in his mind » (ibid.). Jigme Lingpa garde ensuite ce terma secret pendant deux ans.</w:t>
-      </w:r>
-    </w:p>
-    <w:p>
-      <w:pPr>
-        <w:spacing w:after="20" w:before="100"/>
-      </w:pPr>
-      <w:r>
-        <w:rPr>
-          <w:rFonts w:ascii="Times New Roman" w:cs="Times New Roman" w:eastAsia="Times New Roman" w:hAnsi="Times New Roman"/>
-          <w:b/>
-          <w:bCs/>
-          <w:color w:val="1F2937"/>
-          <w:sz w:val="22"/>
-          <w:szCs w:val="22"/>
-        </w:rPr>
-        <w:t xml:space="preserve">Deuxième moment — 1759-1764 : la transcription</w:t>
-      </w:r>
-    </w:p>
-    <w:p>
-      <w:pPr>
-        <w:spacing w:after="60" w:before="60"/>
-      </w:pPr>
-      <w:r>
-        <w:rPr>
-          <w:rFonts w:ascii="Times New Roman" w:cs="Times New Roman" w:eastAsia="Times New Roman" w:hAnsi="Times New Roman"/>
-          <w:color w:val="1F2937"/>
-          <w:sz w:val="22"/>
-          <w:szCs w:val="22"/>
-        </w:rPr>
-        <w:t xml:space="preserve">Selon Tulku Thondup (ibid.) :</w:t>
-      </w:r>
-    </w:p>
-    <w:p>
-      <w:pPr>
-        <w:shd w:fill="F3F4F6" w:val="clear"/>
-        <w:spacing w:after="80" w:before="80"/>
-        <w:ind w:left="360" w:right="360"/>
-      </w:pPr>
-      <w:r>
-        <w:rPr>
-          <w:rFonts w:ascii="Times New Roman" w:cs="Times New Roman" w:eastAsia="Times New Roman" w:hAnsi="Times New Roman"/>
-          <w:i/>
-          <w:iCs/>
-          <w:color w:val="1B3A6B"/>
-          <w:sz w:val="22"/>
-          <w:szCs w:val="22"/>
-        </w:rPr>
-        <w:t xml:space="preserve">« </w:t>
-      </w:r>
-      <w:r>
-        <w:rPr>
-          <w:rFonts w:ascii="Times New Roman" w:cs="Times New Roman" w:eastAsia="Times New Roman" w:hAnsi="Times New Roman"/>
-          <w:i/>
-          <w:iCs/>
-          <w:color w:val="1B3A6B"/>
-          <w:sz w:val="22"/>
-          <w:szCs w:val="22"/>
-        </w:rPr>
-        <w:t xml:space="preserve">In the earth-hare year (1759) he started another three-year retreat at Chimpu. During that retreat, because he was inspired by three successive pure visions of Longchen Rabjam, and he was urged by repeated requests of ḍākinīs, he transcribed his terma as the cycle of Longchen Nyingtik.</w:t>
-      </w:r>
-      <w:r>
-        <w:rPr>
-          <w:rFonts w:ascii="Times New Roman" w:cs="Times New Roman" w:eastAsia="Times New Roman" w:hAnsi="Times New Roman"/>
-          <w:i/>
-          <w:iCs/>
-          <w:color w:val="1B3A6B"/>
-          <w:sz w:val="22"/>
-          <w:szCs w:val="22"/>
-        </w:rPr>
-        <w:t xml:space="preserve"> »</w:t>
+        <w:t xml:space="preserve">Dans cette vision, des ḍākinīs lui remettent un coffre contenant cinq rouleaux jaunes et sept perles de cristal. Sur instruction d'une ḍākinī, il avale ces objets. Selon Tulku Thondup : « all the words and meaning of the Longchen Nyingtik terma were awakened in his mind » (ibid.). Jigme Lingpa « kept this terma secret for years » (Wikipedia) — deux ans si l'on compte de 1757 à 1759, mais la source ne donne pas de nombre.</w:t>
       </w:r>
       <w:r>
         <w:rPr>
@@ -784,21 +747,7 @@
           <w:sz w:val="20"/>
           <w:szCs w:val="20"/>
         </w:rPr>
-        <w:t xml:space="preserve"> — Tulku Thondup, ibid.</w:t>
-      </w:r>
-    </w:p>
-    <w:p>
-      <w:pPr>
-        <w:spacing w:after="60" w:before="60"/>
-      </w:pPr>
-      <w:r>
-        <w:rPr>
-          <w:rFonts w:ascii="Times New Roman" w:cs="Times New Roman" w:eastAsia="Times New Roman" w:hAnsi="Times New Roman"/>
-          <w:color w:val="1F2937"/>
-          <w:sz w:val="22"/>
-          <w:szCs w:val="22"/>
-        </w:rPr>
-        <w:t xml:space="preserve">Chimpu est un lieu de retraite en falaise près du monastère de Samye — exactement là où Longchenpa lui-même avait séjourné au XIVe siècle. Les trois visions de Longchenpa (Longchen Rabjam) constituent le lien de transmission entre les deux maîtres séparés de près de quatre siècles.</w:t>
+        <w:t xml:space="preserve"> [Corrigé le 24/09/2026 : « pendant deux ans » était une déduction (1757 → 1759) présentée comme un fait de la source, qui écrit « for years ».]</w:t>
       </w:r>
     </w:p>
     <w:p>
@@ -814,6 +763,101 @@
           <w:sz w:val="22"/>
           <w:szCs w:val="22"/>
         </w:rPr>
+        <w:t xml:space="preserve">Deuxième moment — 1759-1764 : la transcription</w:t>
+      </w:r>
+    </w:p>
+    <w:p>
+      <w:pPr>
+        <w:spacing w:after="60" w:before="60"/>
+      </w:pPr>
+      <w:r>
+        <w:rPr>
+          <w:rFonts w:ascii="Times New Roman" w:cs="Times New Roman" w:eastAsia="Times New Roman" w:hAnsi="Times New Roman"/>
+          <w:color w:val="1F2937"/>
+          <w:sz w:val="22"/>
+          <w:szCs w:val="22"/>
+        </w:rPr>
+        <w:t xml:space="preserve">Selon Tulku Thondup (ibid.) :</w:t>
+      </w:r>
+    </w:p>
+    <w:p>
+      <w:pPr>
+        <w:shd w:fill="F3F4F6" w:val="clear"/>
+        <w:spacing w:after="80" w:before="80"/>
+        <w:ind w:left="360" w:right="360"/>
+      </w:pPr>
+      <w:r>
+        <w:rPr>
+          <w:rFonts w:ascii="Times New Roman" w:cs="Times New Roman" w:eastAsia="Times New Roman" w:hAnsi="Times New Roman"/>
+          <w:i/>
+          <w:iCs/>
+          <w:color w:val="1B3A6B"/>
+          <w:sz w:val="22"/>
+          <w:szCs w:val="22"/>
+        </w:rPr>
+        <w:t xml:space="preserve">« </w:t>
+      </w:r>
+      <w:r>
+        <w:rPr>
+          <w:rFonts w:ascii="Times New Roman" w:cs="Times New Roman" w:eastAsia="Times New Roman" w:hAnsi="Times New Roman"/>
+          <w:i/>
+          <w:iCs/>
+          <w:color w:val="1B3A6B"/>
+          <w:sz w:val="22"/>
+          <w:szCs w:val="22"/>
+        </w:rPr>
+        <w:t xml:space="preserve">In the earth-hare year (1759) he started another three-year retreat at Chimpu. During that retreat, because he was inspired by three successive pure visions of Longchen Rabjam, and he was urged by repeated requests of ḍākinīs, he transcribed his terma as the cycle of Longchen Nyingtik.</w:t>
+      </w:r>
+      <w:r>
+        <w:rPr>
+          <w:rFonts w:ascii="Times New Roman" w:cs="Times New Roman" w:eastAsia="Times New Roman" w:hAnsi="Times New Roman"/>
+          <w:i/>
+          <w:iCs/>
+          <w:color w:val="1B3A6B"/>
+          <w:sz w:val="22"/>
+          <w:szCs w:val="22"/>
+        </w:rPr>
+        <w:t xml:space="preserve"> »</w:t>
+      </w:r>
+      <w:r>
+        <w:rPr>
+          <w:rFonts w:ascii="Times New Roman" w:cs="Times New Roman" w:eastAsia="Times New Roman" w:hAnsi="Times New Roman"/>
+          <w:i/>
+          <w:iCs/>
+          <w:color w:val="6B7280"/>
+          <w:sz w:val="20"/>
+          <w:szCs w:val="20"/>
+        </w:rPr>
+        <w:t xml:space="preserve"> — Tulku Thondup, ibid.</w:t>
+      </w:r>
+    </w:p>
+    <w:p>
+      <w:pPr>
+        <w:spacing w:after="60" w:before="60"/>
+      </w:pPr>
+      <w:r>
+        <w:rPr>
+          <w:rFonts w:ascii="Times New Roman" w:cs="Times New Roman" w:eastAsia="Times New Roman" w:hAnsi="Times New Roman"/>
+          <w:color w:val="1F2937"/>
+          <w:sz w:val="22"/>
+          <w:szCs w:val="22"/>
+        </w:rPr>
+        <w:t xml:space="preserve">Chimpu est un lieu de retraite en falaise près du monastère de Samye — exactement là où Longchenpa lui-même avait séjourné au XIVe siècle. Les trois visions de Longchenpa (Longchen Rabjam) constituent le lien de transmission entre les deux maîtres séparés de près de quatre siècles.</w:t>
+      </w:r>
+    </w:p>
+    <w:p>
+      <w:pPr>
+        <w:spacing w:after="20" w:before="100"/>
+      </w:pPr>
+      <w:r>
+        <w:rPr>
+          <w:rFonts w:ascii="Times New Roman" w:cs="Times New Roman" w:eastAsia="Times New Roman" w:hAnsi="Times New Roman"/>
+          <w:b/>
+          <w:bCs/>
+          <w:color w:val="1F2937"/>
+          <w:sz w:val="22"/>
+          <w:szCs w:val="22"/>
+        </w:rPr>
         <w:t xml:space="preserve">Troisième moment — 1764 : la première transmission publique</w:t>
       </w:r>
     </w:p>
@@ -873,7 +917,18 @@
           <w:sz w:val="22"/>
           <w:szCs w:val="22"/>
         </w:rPr>
-        <w:t xml:space="preserve">Le cycle constitue selon longchennyingtik.org un chemin complet en 21 sections thématiques :</w:t>
+        <w:t xml:space="preserve">Le cycle « constitutes a complete path to enlightenment » selon Dilgo Khyentse Rinpoché, cité par Wikipedia / Longchen Nyingtik, où Sam van Schaik en détaille les 21 sections thématiques :</w:t>
+      </w:r>
+      <w:r>
+        <w:rPr>
+          <w:rFonts w:ascii="Times New Roman" w:cs="Times New Roman" w:eastAsia="Times New Roman" w:hAnsi="Times New Roman"/>
+          <w:i/>
+          <w:iCs/>
+          <w:color w:val="6B7280"/>
+          <w:sz w:val="20"/>
+          <w:szCs w:val="20"/>
+        </w:rPr>
+        <w:t xml:space="preserve"> [Corrigé le 24/09/2026 : « selon longchennyingtik.org » — ce site ne porte ni le nombre 21 ni le mot « sections » sur ses pages The History et The Practice, rouvertes le 24/09. Les 21 sections sont celles que Sam van Schaik énumère sur Wikipedia / Longchen Nyingtik, et « a complete path to enlightenment » y est la phrase de Dilgo Khyentse Rinpoché. Le nombre et la liste étaient justes ; leur source ne l'était pas.]</w:t>
       </w:r>
     </w:p>
     <w:p>
@@ -1008,7 +1063,18 @@
           <w:sz w:val="22"/>
           <w:szCs w:val="22"/>
         </w:rPr>
-        <w:t xml:space="preserve">• Dodrupchen Jigme Trinle Özer (1745-1821) — disciple direct, propagateur au Kham oriental ;</w:t>
+        <w:t xml:space="preserve">• Dodrupchen Jigme Trinle Özer (1745-1821) — « the First Dodrupchen, Jigme Trinle Özer (1745–1821) » selon Lotsawa House, qui le donne comme compilateur du ngöndro du Longchen Nyingtik ;</w:t>
+      </w:r>
+      <w:r>
+        <w:rPr>
+          <w:rFonts w:ascii="Times New Roman" w:cs="Times New Roman" w:eastAsia="Times New Roman" w:hAnsi="Times New Roman"/>
+          <w:i/>
+          <w:iCs/>
+          <w:color w:val="6B7280"/>
+          <w:sz w:val="20"/>
+          <w:szCs w:val="20"/>
+        </w:rPr>
+        <w:t xml:space="preserve"> [Corrigé le 24/09/2026 : les dates étaient justes mais sans source affichée ; elles sont sur la page Lotsawa House déjà listée en ressources, qui donne aussi ce qu'il a fait. « Propagateur au Kham oriental » n'est sur aucune page ouverte : retiré.]</w:t>
       </w:r>
     </w:p>
     <w:p>
@@ -1038,22 +1104,33 @@
           <w:sz w:val="22"/>
           <w:szCs w:val="22"/>
         </w:rPr>
-        <w:t xml:space="preserve">• Jamyang Khyentse Wangpo (1820-1892) — selon Tricycle, figure centrale du mouvement rimé, parmi les émanations reconnues ; lui-même aura huit incarnations reconnues ;</w:t>
-      </w:r>
-    </w:p>
-    <w:p>
-      <w:pPr>
-        <w:spacing w:after="40" w:before="40"/>
-        <w:ind w:left="360" w:hanging="360"/>
-      </w:pPr>
-      <w:r>
-        <w:rPr>
-          <w:rFonts w:ascii="Times New Roman" w:cs="Times New Roman" w:eastAsia="Times New Roman" w:hAnsi="Times New Roman"/>
-          <w:color w:val="1F2937"/>
-          <w:sz w:val="22"/>
-          <w:szCs w:val="22"/>
-        </w:rPr>
-        <w:t xml:space="preserve">• Dilgo Khyentse Rinpoché et Dzongsar Khyentse — transmetteurs modernes, cités par Tricycle.</w:t>
+        <w:t xml:space="preserve">• Jamyang Khyentse Wangpo (1820-1892) — selon Alexander Gardner (Treasury of Lives, dans Tricycle), l'une des trois réincarnations de Jigme Lingpa qui ont été identifiées, et lui-même « had eight recognized incarnations » ;</w:t>
+      </w:r>
+      <w:r>
+        <w:rPr>
+          <w:rFonts w:ascii="Times New Roman" w:cs="Times New Roman" w:eastAsia="Times New Roman" w:hAnsi="Times New Roman"/>
+          <w:i/>
+          <w:iCs/>
+          <w:color w:val="6B7280"/>
+          <w:sz w:val="20"/>
+          <w:szCs w:val="20"/>
+        </w:rPr>
+        <w:t xml:space="preserve"> [Corrigé le 24/09/2026 : deux choses. ① « selon Tricycle » → l'auteur de l'article, Alexander Gardner. ② « figure centrale du mouvement rimé » n'est PAS sur cette page : zéro occurrence de « rime », « rimé », « nonsectarian » ou « ecumenical ». C'est Wikipedia qui rattache le rimé au parcours — et à Jigme Lingpa lui-même : « A major precursor of the Rimé movement ». Ce que Gardner écrit a pris la place.]</w:t>
+      </w:r>
+    </w:p>
+    <w:p>
+      <w:pPr>
+        <w:spacing w:after="40" w:before="40"/>
+        <w:ind w:left="360" w:hanging="360"/>
+      </w:pPr>
+      <w:r>
+        <w:rPr>
+          <w:rFonts w:ascii="Times New Roman" w:cs="Times New Roman" w:eastAsia="Times New Roman" w:hAnsi="Times New Roman"/>
+          <w:color w:val="1F2937"/>
+          <w:sz w:val="22"/>
+          <w:szCs w:val="22"/>
+        </w:rPr>
+        <w:t xml:space="preserve">• Dilgo Khyentse Rinpoché et Dzongsar Khyentse — cités par Alexander Gardner (Tricycle) parmi ceux de cette lignée d'incarnations « active in the propagation of Buddhism outside of Tibet », avec Beru Khyentse, Jigme Khyentse et Alak Zenkar.</w:t>
       </w:r>
     </w:p>
     <w:p>
@@ -2520,7 +2597,7 @@
             <w:szCs w:val="22"/>
             <w:u w:val="single"/>
           </w:rPr>
-          <w:t xml:space="preserve">Jigme Lingpa — Tricycle</w:t>
+          <w:t xml:space="preserve">Treasury of Lives: Jigme Lingpa Lineage — Alexander Gardner, Tricycle (Summer 2013)</w:t>
         </w:r>
       </w:hyperlink>
       <w:r>
@@ -2531,6 +2608,17 @@
           <w:szCs w:val="22"/>
         </w:rPr>
         <w:t xml:space="preserve"> — Profil accessible, avec réflexion sur la complexité des lignées de réincarnation au XIXe-XXe s.</w:t>
+      </w:r>
+      <w:r>
+        <w:rPr>
+          <w:rFonts w:ascii="Times New Roman" w:cs="Times New Roman" w:eastAsia="Times New Roman" w:hAnsi="Times New Roman"/>
+          <w:i/>
+          <w:iCs/>
+          <w:color w:val="6B7280"/>
+          <w:sz w:val="20"/>
+          <w:szCs w:val="20"/>
+        </w:rPr>
+        <w:t xml:space="preserve"> [Corrigé le 24/09/2026 : le libellé ne portait ni le titre de l'article ni son auteur, et l'adresse /magazine/jigme-lingpa/ répond 301 — elle redirige vers /magazine/jigme-lingpa-lineage/, retenue ici.]</w:t>
       </w:r>
     </w:p>
     <w:p>
@@ -2729,7 +2817,18 @@
           <w:sz w:val="22"/>
           <w:szCs w:val="22"/>
         </w:rPr>
-        <w:t xml:space="preserve">• Les citations entre guillemets dans la section Théorie proviennent de Tulku Thondup (œuvres Hidden Teachings of Tibet et/ou Enlightened Journey, pp. 122-123), rapportées par Wikipedia. Elles lui sont attribuées, non à Wikipedia.</w:t>
+        <w:t xml:space="preserve">• Les citations entre guillemets dans la section Théorie proviennent de Tulku Thondup (Hidden Teachings of Tibet, 1994, et Masters of Meditation and Miracles, 1996, éd. Harold Talbott — les deux références que la page appelle, pp. 122-123), rapportées par Wikipedia. Elles lui sont attribuées, non à Wikipedia.</w:t>
+      </w:r>
+      <w:r>
+        <w:rPr>
+          <w:rFonts w:ascii="Times New Roman" w:cs="Times New Roman" w:eastAsia="Times New Roman" w:hAnsi="Times New Roman"/>
+          <w:i/>
+          <w:iCs/>
+          <w:color w:val="6B7280"/>
+          <w:sz w:val="20"/>
+          <w:szCs w:val="20"/>
+        </w:rPr>
+        <w:t xml:space="preserve"> [Corrigé le 24/09/2026 : « et/ou Enlightened Journey » — cet ouvrage est de 1995 et n'est pas cité par la page de Jigme Lingpa ; son wikitexte appelle Thondup 1994 (Hidden Teachings of Tibet) et Thondup 1996 (Masters of Meditation and Miracles, éd. Talbott).]</w:t>
       </w:r>
     </w:p>
     <w:p>
@@ -2760,6 +2859,142 @@
           <w:szCs w:val="22"/>
         </w:rPr>
         <w:t xml:space="preserve">• La leçon 15 écrivait « cinq siècles » pour caractériser l'écart entre Longchenpa et Jigme Lingpa. La présente leçon rectifie : 1364 à 1757 représente environ 393 ans, soit près de quatre siècles.</w:t>
+      </w:r>
+    </w:p>
+    <w:p>
+      <w:pPr>
+        <w:pStyle w:val="Heading2"/>
+        <w:spacing w:after="80" w:before="240"/>
+      </w:pPr>
+      <w:r>
+        <w:rPr>
+          <w:rFonts w:ascii="Times New Roman" w:cs="Times New Roman" w:eastAsia="Times New Roman" w:hAnsi="Times New Roman"/>
+          <w:b/>
+          <w:bCs/>
+          <w:color w:val="1B3A6B"/>
+          <w:sz w:val="30"/>
+          <w:szCs w:val="30"/>
+        </w:rPr>
+        <w:t xml:space="preserve">📝 Journal des corrections</w:t>
+      </w:r>
+    </w:p>
+    <w:p>
+      <w:pPr>
+        <w:spacing w:after="60" w:before="60"/>
+      </w:pPr>
+      <w:r>
+        <w:rPr>
+          <w:rFonts w:ascii="Times New Roman" w:cs="Times New Roman" w:eastAsia="Times New Roman" w:hAnsi="Times New Roman"/>
+          <w:color w:val="1F2937"/>
+          <w:sz w:val="22"/>
+          <w:szCs w:val="22"/>
+        </w:rPr>
+        <w:t xml:space="preserve">Corrigée le 24/09/2026. Les sept pages accessibles ont été rouvertes une à une ; les formulations d'origine sont conservées ici, et seulement ici.</w:t>
+      </w:r>
+    </w:p>
+    <w:p>
+      <w:pPr>
+        <w:spacing w:after="40" w:before="40"/>
+        <w:ind w:left="360" w:hanging="360"/>
+      </w:pPr>
+      <w:r>
+        <w:rPr>
+          <w:rFonts w:ascii="Times New Roman" w:cs="Times New Roman" w:eastAsia="Times New Roman" w:hAnsi="Times New Roman"/>
+          <w:color w:val="1F2937"/>
+          <w:sz w:val="22"/>
+          <w:szCs w:val="22"/>
+        </w:rPr>
+        <w:t xml:space="preserve">① « Selon Tulku Thondup et Harold Talbott (rapportés par Wikipedia), cette double filiation… » → la phrase de Wikipedia porte {{cn|date=June 2021}} : elle n'a pas d'auteur. Thondup et Talbott ne sont qu'en bibliographie.</w:t>
+      </w:r>
+    </w:p>
+    <w:p>
+      <w:pPr>
+        <w:spacing w:after="40" w:before="40"/>
+        <w:ind w:left="360" w:hanging="360"/>
+      </w:pPr>
+      <w:r>
+        <w:rPr>
+          <w:rFonts w:ascii="Times New Roman" w:cs="Times New Roman" w:eastAsia="Times New Roman" w:hAnsi="Times New Roman"/>
+          <w:color w:val="1F2937"/>
+          <w:sz w:val="22"/>
+          <w:szCs w:val="22"/>
+        </w:rPr>
+        <w:t xml:space="preserve">② « selon Tricycle, figure centrale du mouvement rimé » → l'article est signé « By Alexander Gardner », s'intitule « Treasury of Lives: Jigme Lingpa Lineage » et date de Summer 2013 ; un magazine publie, il n'écrit pas. Le rimé n'est pas sur sa page : Wikipedia en fait un attribut de Jigme Lingpa (« A major precursor of the Rimé movement »), pas de Khyentse Wangpo. Même correction pour « cités par Tricycle », et l'adresse du lien, qui répondait 301.</w:t>
+      </w:r>
+    </w:p>
+    <w:p>
+      <w:pPr>
+        <w:spacing w:after="40" w:before="40"/>
+        <w:ind w:left="360" w:hanging="360"/>
+      </w:pPr>
+      <w:r>
+        <w:rPr>
+          <w:rFonts w:ascii="Times New Roman" w:cs="Times New Roman" w:eastAsia="Times New Roman" w:hAnsi="Times New Roman"/>
+          <w:color w:val="1F2937"/>
+          <w:sz w:val="22"/>
+          <w:szCs w:val="22"/>
+        </w:rPr>
+        <w:t xml:space="preserve">③ « selon longchennyingtik.org un chemin complet en 21 sections thématiques » → le site ne porte ni le nombre ni le mot. Les 21 sections sont la liste de Sam van Schaik sur Wikipedia / Longchen Nyingtik, et « a complete path to enlightenment » y est la phrase de Dilgo Khyentse Rinpoché. Le nombre était juste, sa source non.</w:t>
+      </w:r>
+    </w:p>
+    <w:p>
+      <w:pPr>
+        <w:spacing w:after="40" w:before="40"/>
+        <w:ind w:left="360" w:hanging="360"/>
+      </w:pPr>
+      <w:r>
+        <w:rPr>
+          <w:rFonts w:ascii="Times New Roman" w:cs="Times New Roman" w:eastAsia="Times New Roman" w:hAnsi="Times New Roman"/>
+          <w:color w:val="1F2937"/>
+          <w:sz w:val="22"/>
+          <w:szCs w:val="22"/>
+        </w:rPr>
+        <w:t xml:space="preserve">④ « garde ensuite ce terma secret pendant deux ans » → la source écrit « kept this terma secret for years » ; les deux ans sont une déduction de 1757 à 1759, désormais présentée comme telle.</w:t>
+      </w:r>
+    </w:p>
+    <w:p>
+      <w:pPr>
+        <w:spacing w:after="40" w:before="40"/>
+        <w:ind w:left="360" w:hanging="360"/>
+      </w:pPr>
+      <w:r>
+        <w:rPr>
+          <w:rFonts w:ascii="Times New Roman" w:cs="Times New Roman" w:eastAsia="Times New Roman" w:hAnsi="Times New Roman"/>
+          <w:color w:val="1F2937"/>
+          <w:sz w:val="22"/>
+          <w:szCs w:val="22"/>
+        </w:rPr>
+        <w:t xml:space="preserve">⑤ Note de transparence : « Hidden Teachings of Tibet et/ou Enlightened Journey » → le wikitexte appelle Thondup 1994 (Hidden Teachings of Tibet) et Thondup 1996 (Masters of Meditation and Miracles, éd. Talbott). Enlightened Journey est de 1995 et n'est pas cité par cette page.</w:t>
+      </w:r>
+    </w:p>
+    <w:p>
+      <w:pPr>
+        <w:spacing w:after="40" w:before="40"/>
+        <w:ind w:left="360" w:hanging="360"/>
+      </w:pPr>
+      <w:r>
+        <w:rPr>
+          <w:rFonts w:ascii="Times New Roman" w:cs="Times New Roman" w:eastAsia="Times New Roman" w:hAnsi="Times New Roman"/>
+          <w:color w:val="1F2937"/>
+          <w:sz w:val="22"/>
+          <w:szCs w:val="22"/>
+        </w:rPr>
+        <w:t xml:space="preserve">⑥ « la Bibliothèque nationale de France indique “1729 or 1730” » → une notice d'autorité affichée par le bloc Authority control de la page Wikipedia. Nommer une institution qu'on n'a pas ouverte est ce que B6 interdit. Et « Dodrupchen … propagateur au Kham oriental » : les dates sont sur Lotsawa House, déjà listée ; le Kham n'est sur aucune page ouverte, il est retiré. Le Yeshe Lama et le Kunzang Lama'i Shelung restent sans source, et c'est écrit à côté d'eux.</w:t>
+      </w:r>
+    </w:p>
+    <w:p>
+      <w:pPr>
+        <w:spacing w:after="40" w:before="40"/>
+        <w:ind w:left="360" w:hanging="360"/>
+      </w:pPr>
+      <w:r>
+        <w:rPr>
+          <w:rFonts w:ascii="Times New Roman" w:cs="Times New Roman" w:eastAsia="Times New Roman" w:hAnsi="Times New Roman"/>
+          <w:color w:val="1F2937"/>
+          <w:sz w:val="22"/>
+          <w:szCs w:val="22"/>
+        </w:rPr>
+        <w:t xml:space="preserve">Vérifié et inchangé : les trois citations de Thondup, mot pour mot ; la discordance 1729/1730 ; les 21 sections et « tsa lung », qui sont bien dans la liste de van Schaik ; le rattachement de Dilgo Khyentse et Dzongsar Khyentse à cette lignée.</w:t>
       </w:r>
     </w:p>
     <w:p>
